--- a/FSD MERN - Developing a Reliable Back-end with Node and Express MAY 2026 batch 1/FSD MERN - Developing a Reliable Back-end with Node and Express  - Day 1 16-05-2026.docx
+++ b/FSD MERN - Developing a Reliable Back-end with Node and Express MAY 2026 batch 1/FSD MERN - Developing a Reliable Back-end with Node and Express  - Day 1 16-05-2026.docx
@@ -1129,6 +1129,788 @@
     </w:p>
     <w:p>
       <w:pPr>
+        <w:rPr>
+          <w:lang w:val="en-US"/>
+        </w:rPr>
+      </w:pPr>
+      <w:r>
+        <w:rPr>
+          <w:lang w:val="en-US"/>
+        </w:rPr>
+        <w:t xml:space="preserve">In node JS JavaScript we can’t use DOM and BOM objects. </w:t>
+      </w:r>
+    </w:p>
+    <w:p>
+      <w:pPr>
+        <w:rPr>
+          <w:lang w:val="en-US"/>
+        </w:rPr>
+      </w:pPr>
+      <w:r>
+        <w:rPr>
+          <w:lang w:val="en-US"/>
+        </w:rPr>
+        <w:t xml:space="preserve">In node JS we can’t use </w:t>
+      </w:r>
+      <w:proofErr w:type="spellStart"/>
+      <w:proofErr w:type="gramStart"/>
+      <w:r>
+        <w:rPr>
+          <w:lang w:val="en-US"/>
+        </w:rPr>
+        <w:t>document.write</w:t>
+      </w:r>
+      <w:proofErr w:type="spellEnd"/>
+      <w:proofErr w:type="gramEnd"/>
+      <w:r>
+        <w:rPr>
+          <w:lang w:val="en-US"/>
+        </w:rPr>
+        <w:t xml:space="preserve">. because node JS doesn’t provide BOM and DOM objects. </w:t>
+      </w:r>
+    </w:p>
+    <w:p>
+      <w:pPr>
+        <w:rPr>
+          <w:lang w:val="en-US"/>
+        </w:rPr>
+      </w:pPr>
+      <w:r>
+        <w:rPr>
+          <w:lang w:val="en-US"/>
+        </w:rPr>
+        <w:t xml:space="preserve">To display message in node </w:t>
+      </w:r>
+      <w:proofErr w:type="spellStart"/>
+      <w:r>
+        <w:rPr>
+          <w:lang w:val="en-US"/>
+        </w:rPr>
+        <w:t>js</w:t>
+      </w:r>
+      <w:proofErr w:type="spellEnd"/>
+      <w:r>
+        <w:rPr>
+          <w:lang w:val="en-US"/>
+        </w:rPr>
+        <w:t xml:space="preserve">. Node JS provided one of the </w:t>
+      </w:r>
+      <w:proofErr w:type="spellStart"/>
+      <w:proofErr w:type="gramStart"/>
+      <w:r>
+        <w:rPr>
+          <w:lang w:val="en-US"/>
+        </w:rPr>
+        <w:t>pre defined</w:t>
+      </w:r>
+      <w:proofErr w:type="spellEnd"/>
+      <w:proofErr w:type="gramEnd"/>
+      <w:r>
+        <w:rPr>
+          <w:lang w:val="en-US"/>
+        </w:rPr>
+        <w:t xml:space="preserve"> </w:t>
+      </w:r>
+      <w:proofErr w:type="gramStart"/>
+      <w:r>
+        <w:rPr>
+          <w:lang w:val="en-US"/>
+        </w:rPr>
+        <w:t>object</w:t>
+      </w:r>
+      <w:proofErr w:type="gramEnd"/>
+      <w:r>
+        <w:rPr>
+          <w:lang w:val="en-US"/>
+        </w:rPr>
+        <w:t xml:space="preserve"> </w:t>
+      </w:r>
+      <w:proofErr w:type="spellStart"/>
+      <w:r>
+        <w:rPr>
+          <w:lang w:val="en-US"/>
+        </w:rPr>
+        <w:t>ie</w:t>
+      </w:r>
+      <w:proofErr w:type="spellEnd"/>
+      <w:r>
+        <w:rPr>
+          <w:lang w:val="en-US"/>
+        </w:rPr>
+        <w:t xml:space="preserve"> </w:t>
+      </w:r>
+      <w:r>
+        <w:rPr>
+          <w:highlight w:val="yellow"/>
+          <w:lang w:val="en-US"/>
+        </w:rPr>
+        <w:t>console</w:t>
+      </w:r>
+    </w:p>
+    <w:p>
+      <w:pPr>
+        <w:rPr>
+          <w:lang w:val="en-US"/>
+        </w:rPr>
+      </w:pPr>
+    </w:p>
+    <w:p>
+      <w:pPr>
+        <w:rPr>
+          <w:lang w:val="en-US"/>
+        </w:rPr>
+      </w:pPr>
+    </w:p>
+    <w:p>
+      <w:pPr>
+        <w:rPr>
+          <w:lang w:val="en-US"/>
+        </w:rPr>
+      </w:pPr>
+      <w:r>
+        <w:rPr>
+          <w:lang w:val="en-US"/>
+        </w:rPr>
+        <w:t xml:space="preserve">Date, JSON, Set, Map and many more </w:t>
+      </w:r>
+      <w:proofErr w:type="gramStart"/>
+      <w:r>
+        <w:rPr>
+          <w:lang w:val="en-US"/>
+        </w:rPr>
+        <w:t>module</w:t>
+      </w:r>
+      <w:proofErr w:type="gramEnd"/>
+      <w:r>
+        <w:rPr>
+          <w:lang w:val="en-US"/>
+        </w:rPr>
+        <w:t xml:space="preserve"> or </w:t>
+      </w:r>
+      <w:proofErr w:type="gramStart"/>
+      <w:r>
+        <w:rPr>
+          <w:lang w:val="en-US"/>
+        </w:rPr>
+        <w:t>object</w:t>
+      </w:r>
+      <w:proofErr w:type="gramEnd"/>
+      <w:r>
+        <w:rPr>
+          <w:lang w:val="en-US"/>
+        </w:rPr>
+        <w:t xml:space="preserve"> available in both JS file </w:t>
+      </w:r>
+      <w:proofErr w:type="spellStart"/>
+      <w:r>
+        <w:rPr>
+          <w:lang w:val="en-US"/>
+        </w:rPr>
+        <w:t>ie</w:t>
+      </w:r>
+      <w:proofErr w:type="spellEnd"/>
+      <w:r>
+        <w:rPr>
+          <w:lang w:val="en-US"/>
+        </w:rPr>
+        <w:t xml:space="preserve"> client side as well as </w:t>
+      </w:r>
+      <w:proofErr w:type="gramStart"/>
+      <w:r>
+        <w:rPr>
+          <w:lang w:val="en-US"/>
+        </w:rPr>
+        <w:t>server side</w:t>
+      </w:r>
+      <w:proofErr w:type="gramEnd"/>
+      <w:r>
+        <w:rPr>
+          <w:lang w:val="en-US"/>
+        </w:rPr>
+        <w:t xml:space="preserve"> scripting language. </w:t>
+      </w:r>
+    </w:p>
+    <w:p>
+      <w:pPr>
+        <w:rPr>
+          <w:lang w:val="en-US"/>
+        </w:rPr>
+      </w:pPr>
+      <w:r>
+        <w:rPr>
+          <w:lang w:val="en-US"/>
+        </w:rPr>
+        <w:t xml:space="preserve">BOM and DOM object hierarchy available only </w:t>
+      </w:r>
+      <w:proofErr w:type="gramStart"/>
+      <w:r>
+        <w:rPr>
+          <w:lang w:val="en-US"/>
+        </w:rPr>
+        <w:t>client side</w:t>
+      </w:r>
+      <w:proofErr w:type="gramEnd"/>
+      <w:r>
+        <w:rPr>
+          <w:lang w:val="en-US"/>
+        </w:rPr>
+        <w:t xml:space="preserve"> JS</w:t>
+      </w:r>
+    </w:p>
+    <w:p>
+      <w:pPr>
+        <w:rPr>
+          <w:lang w:val="en-US"/>
+        </w:rPr>
+      </w:pPr>
+      <w:r>
+        <w:rPr>
+          <w:lang w:val="en-US"/>
+        </w:rPr>
+        <w:t xml:space="preserve">Net, path, fs, http and many more available only </w:t>
+      </w:r>
+      <w:proofErr w:type="gramStart"/>
+      <w:r>
+        <w:rPr>
+          <w:lang w:val="en-US"/>
+        </w:rPr>
+        <w:t>server side</w:t>
+      </w:r>
+      <w:proofErr w:type="gramEnd"/>
+      <w:r>
+        <w:rPr>
+          <w:lang w:val="en-US"/>
+        </w:rPr>
+        <w:t xml:space="preserve"> JS. </w:t>
+      </w:r>
+    </w:p>
+    <w:p>
+      <w:pPr>
+        <w:rPr>
+          <w:lang w:val="en-US"/>
+        </w:rPr>
+      </w:pPr>
+    </w:p>
+    <w:p>
+      <w:pPr>
+        <w:rPr>
+          <w:lang w:val="en-US"/>
+        </w:rPr>
+      </w:pPr>
+    </w:p>
+    <w:p>
+      <w:pPr>
+        <w:rPr>
+          <w:lang w:val="en-US"/>
+        </w:rPr>
+      </w:pPr>
+    </w:p>
+    <w:p>
+      <w:pPr>
+        <w:rPr>
+          <w:lang w:val="en-US"/>
+        </w:rPr>
+      </w:pPr>
+    </w:p>
+    <w:p>
+      <w:pPr>
+        <w:rPr>
+          <w:lang w:val="en-US"/>
+        </w:rPr>
+      </w:pPr>
+    </w:p>
+    <w:p>
+      <w:pPr>
+        <w:rPr>
+          <w:lang w:val="en-US"/>
+        </w:rPr>
+      </w:pPr>
+      <w:r>
+        <w:rPr>
+          <w:lang w:val="en-US"/>
+        </w:rPr>
+        <w:lastRenderedPageBreak/>
+        <w:t xml:space="preserve">Node JS Module </w:t>
+      </w:r>
+    </w:p>
+    <w:p>
+      <w:pPr>
+        <w:rPr>
+          <w:lang w:val="en-US"/>
+        </w:rPr>
+      </w:pPr>
+      <w:r>
+        <w:rPr>
+          <w:lang w:val="en-US"/>
+        </w:rPr>
+        <w:t xml:space="preserve">Module is a collection of </w:t>
+      </w:r>
+      <w:proofErr w:type="gramStart"/>
+      <w:r>
+        <w:rPr>
+          <w:lang w:val="en-US"/>
+        </w:rPr>
+        <w:t>variable</w:t>
+      </w:r>
+      <w:proofErr w:type="gramEnd"/>
+      <w:r>
+        <w:rPr>
+          <w:lang w:val="en-US"/>
+        </w:rPr>
+        <w:t xml:space="preserve">, </w:t>
+      </w:r>
+      <w:proofErr w:type="gramStart"/>
+      <w:r>
+        <w:rPr>
+          <w:lang w:val="en-US"/>
+        </w:rPr>
+        <w:t>function</w:t>
+      </w:r>
+      <w:proofErr w:type="gramEnd"/>
+      <w:r>
+        <w:rPr>
+          <w:lang w:val="en-US"/>
+        </w:rPr>
+        <w:t xml:space="preserve">, classes and more. </w:t>
+      </w:r>
+    </w:p>
+    <w:p>
+      <w:pPr>
+        <w:rPr>
+          <w:lang w:val="en-US"/>
+        </w:rPr>
+      </w:pPr>
+      <w:r>
+        <w:rPr>
+          <w:lang w:val="en-US"/>
+        </w:rPr>
+        <w:t xml:space="preserve">Node JS </w:t>
+      </w:r>
+      <w:proofErr w:type="gramStart"/>
+      <w:r>
+        <w:rPr>
+          <w:lang w:val="en-US"/>
+        </w:rPr>
+        <w:t>module</w:t>
+      </w:r>
+      <w:proofErr w:type="gramEnd"/>
+      <w:r>
+        <w:rPr>
+          <w:lang w:val="en-US"/>
+        </w:rPr>
+        <w:t xml:space="preserve"> </w:t>
+      </w:r>
+      <w:proofErr w:type="gramStart"/>
+      <w:r>
+        <w:rPr>
+          <w:lang w:val="en-US"/>
+        </w:rPr>
+        <w:t>are</w:t>
+      </w:r>
+      <w:proofErr w:type="gramEnd"/>
+      <w:r>
+        <w:rPr>
+          <w:lang w:val="en-US"/>
+        </w:rPr>
+        <w:t xml:space="preserve"> divided into 3 types. </w:t>
+      </w:r>
+    </w:p>
+    <w:p>
+      <w:pPr>
+        <w:pStyle w:val="ListParagraph"/>
+        <w:numPr>
+          <w:ilvl w:val="0"/>
+          <w:numId w:val="1"/>
+        </w:numPr>
+        <w:rPr>
+          <w:lang w:val="en-US"/>
+        </w:rPr>
+      </w:pPr>
+      <w:r>
+        <w:rPr>
+          <w:lang w:val="en-US"/>
+        </w:rPr>
+        <w:t xml:space="preserve">Core </w:t>
+      </w:r>
+      <w:proofErr w:type="gramStart"/>
+      <w:r>
+        <w:rPr>
+          <w:lang w:val="en-US"/>
+        </w:rPr>
+        <w:t>module :</w:t>
+      </w:r>
+      <w:proofErr w:type="gramEnd"/>
+      <w:r>
+        <w:rPr>
+          <w:lang w:val="en-US"/>
+        </w:rPr>
+        <w:t xml:space="preserve"> </w:t>
+      </w:r>
+      <w:proofErr w:type="gramStart"/>
+      <w:r>
+        <w:rPr>
+          <w:lang w:val="en-US"/>
+        </w:rPr>
+        <w:t>those module</w:t>
+      </w:r>
+      <w:proofErr w:type="gramEnd"/>
+      <w:r>
+        <w:rPr>
+          <w:lang w:val="en-US"/>
+        </w:rPr>
+        <w:t xml:space="preserve"> available with node </w:t>
+      </w:r>
+      <w:proofErr w:type="spellStart"/>
+      <w:r>
+        <w:rPr>
+          <w:lang w:val="en-US"/>
+        </w:rPr>
+        <w:t>js</w:t>
+      </w:r>
+      <w:proofErr w:type="spellEnd"/>
+      <w:r>
+        <w:rPr>
+          <w:lang w:val="en-US"/>
+        </w:rPr>
+        <w:t xml:space="preserve"> software. </w:t>
+      </w:r>
+    </w:p>
+    <w:p>
+      <w:pPr>
+        <w:pStyle w:val="ListParagraph"/>
+        <w:numPr>
+          <w:ilvl w:val="0"/>
+          <w:numId w:val="1"/>
+        </w:numPr>
+        <w:rPr>
+          <w:lang w:val="en-US"/>
+        </w:rPr>
+      </w:pPr>
+      <w:r>
+        <w:rPr>
+          <w:lang w:val="en-US"/>
+        </w:rPr>
+        <w:t xml:space="preserve">Third party or external </w:t>
+      </w:r>
+      <w:proofErr w:type="gramStart"/>
+      <w:r>
+        <w:rPr>
+          <w:lang w:val="en-US"/>
+        </w:rPr>
+        <w:t>module :</w:t>
+      </w:r>
+      <w:proofErr w:type="gramEnd"/>
+      <w:r>
+        <w:rPr>
+          <w:lang w:val="en-US"/>
+        </w:rPr>
+        <w:t xml:space="preserve"> node </w:t>
+      </w:r>
+      <w:proofErr w:type="spellStart"/>
+      <w:r>
+        <w:rPr>
+          <w:lang w:val="en-US"/>
+        </w:rPr>
+        <w:t>js</w:t>
+      </w:r>
+      <w:proofErr w:type="spellEnd"/>
+      <w:r>
+        <w:rPr>
+          <w:lang w:val="en-US"/>
+        </w:rPr>
+        <w:t xml:space="preserve"> provided n number of modules and </w:t>
+      </w:r>
+      <w:proofErr w:type="gramStart"/>
+      <w:r>
+        <w:rPr>
+          <w:lang w:val="en-US"/>
+        </w:rPr>
+        <w:t>those module</w:t>
+      </w:r>
+      <w:proofErr w:type="gramEnd"/>
+      <w:r>
+        <w:rPr>
+          <w:lang w:val="en-US"/>
+        </w:rPr>
+        <w:t xml:space="preserve"> we need to install using </w:t>
+      </w:r>
+      <w:proofErr w:type="spellStart"/>
+      <w:proofErr w:type="gramStart"/>
+      <w:r>
+        <w:rPr>
+          <w:lang w:val="en-US"/>
+        </w:rPr>
+        <w:t>npm</w:t>
+      </w:r>
+      <w:proofErr w:type="spellEnd"/>
+      <w:r>
+        <w:rPr>
+          <w:lang w:val="en-US"/>
+        </w:rPr>
+        <w:t>(</w:t>
+      </w:r>
+      <w:proofErr w:type="gramEnd"/>
+      <w:r>
+        <w:rPr>
+          <w:lang w:val="en-US"/>
+        </w:rPr>
+        <w:t xml:space="preserve">node package manager) command and then use it like </w:t>
+      </w:r>
+      <w:proofErr w:type="spellStart"/>
+      <w:r>
+        <w:rPr>
+          <w:lang w:val="en-US"/>
+        </w:rPr>
+        <w:t>json</w:t>
+      </w:r>
+      <w:proofErr w:type="spellEnd"/>
+      <w:r>
+        <w:rPr>
+          <w:lang w:val="en-US"/>
+        </w:rPr>
+        <w:t xml:space="preserve">-server, create-react-app, </w:t>
+      </w:r>
+      <w:proofErr w:type="spellStart"/>
+      <w:r>
+        <w:rPr>
+          <w:lang w:val="en-US"/>
+        </w:rPr>
+        <w:t>axios</w:t>
+      </w:r>
+      <w:proofErr w:type="spellEnd"/>
+      <w:r>
+        <w:rPr>
+          <w:lang w:val="en-US"/>
+        </w:rPr>
+        <w:t xml:space="preserve"> etc. </w:t>
+      </w:r>
+    </w:p>
+    <w:p>
+      <w:pPr>
+        <w:pStyle w:val="ListParagraph"/>
+        <w:numPr>
+          <w:ilvl w:val="0"/>
+          <w:numId w:val="1"/>
+        </w:numPr>
+        <w:rPr>
+          <w:lang w:val="en-US"/>
+        </w:rPr>
+      </w:pPr>
+      <w:r>
+        <w:rPr>
+          <w:lang w:val="en-US"/>
+        </w:rPr>
+        <w:t xml:space="preserve">User defined or custom module </w:t>
+      </w:r>
+    </w:p>
+    <w:p>
+      <w:pPr>
+        <w:ind w:left="360"/>
+        <w:rPr>
+          <w:lang w:val="en-US"/>
+        </w:rPr>
+      </w:pPr>
+    </w:p>
+    <w:p>
+      <w:pPr>
+        <w:ind w:left="360"/>
+        <w:rPr>
+          <w:lang w:val="en-US"/>
+        </w:rPr>
+      </w:pPr>
+      <w:r>
+        <w:rPr>
+          <w:lang w:val="en-US"/>
+        </w:rPr>
+        <w:t xml:space="preserve">To load these module node </w:t>
+      </w:r>
+      <w:proofErr w:type="spellStart"/>
+      <w:r>
+        <w:rPr>
+          <w:lang w:val="en-US"/>
+        </w:rPr>
+        <w:t>js</w:t>
+      </w:r>
+      <w:proofErr w:type="spellEnd"/>
+      <w:r>
+        <w:rPr>
+          <w:lang w:val="en-US"/>
+        </w:rPr>
+        <w:t xml:space="preserve"> provided one of the </w:t>
+      </w:r>
+      <w:proofErr w:type="spellStart"/>
+      <w:proofErr w:type="gramStart"/>
+      <w:r>
+        <w:rPr>
+          <w:lang w:val="en-US"/>
+        </w:rPr>
+        <w:t>pre defined</w:t>
+      </w:r>
+      <w:proofErr w:type="spellEnd"/>
+      <w:proofErr w:type="gramEnd"/>
+      <w:r>
+        <w:rPr>
+          <w:lang w:val="en-US"/>
+        </w:rPr>
+        <w:t xml:space="preserve"> function is </w:t>
+      </w:r>
+      <w:proofErr w:type="gramStart"/>
+      <w:r>
+        <w:rPr>
+          <w:highlight w:val="yellow"/>
+          <w:lang w:val="en-US"/>
+        </w:rPr>
+        <w:t>require</w:t>
+      </w:r>
+      <w:proofErr w:type="gramEnd"/>
+      <w:r>
+        <w:rPr>
+          <w:highlight w:val="yellow"/>
+          <w:lang w:val="en-US"/>
+        </w:rPr>
+        <w:t>(“</w:t>
+      </w:r>
+      <w:proofErr w:type="spellStart"/>
+      <w:r>
+        <w:rPr>
+          <w:highlight w:val="yellow"/>
+          <w:lang w:val="en-US"/>
+        </w:rPr>
+        <w:t>moduleName</w:t>
+      </w:r>
+      <w:proofErr w:type="spellEnd"/>
+      <w:r>
+        <w:rPr>
+          <w:highlight w:val="yellow"/>
+          <w:lang w:val="en-US"/>
+        </w:rPr>
+        <w:t>”);</w:t>
+      </w:r>
+      <w:r>
+        <w:rPr>
+          <w:lang w:val="en-US"/>
+        </w:rPr>
+        <w:tab/>
+        <w:t xml:space="preserve">that module contains lot of </w:t>
+      </w:r>
+      <w:proofErr w:type="spellStart"/>
+      <w:proofErr w:type="gramStart"/>
+      <w:r>
+        <w:rPr>
+          <w:lang w:val="en-US"/>
+        </w:rPr>
+        <w:t>pre defined</w:t>
+      </w:r>
+      <w:proofErr w:type="spellEnd"/>
+      <w:proofErr w:type="gramEnd"/>
+      <w:r>
+        <w:rPr>
+          <w:lang w:val="en-US"/>
+        </w:rPr>
+        <w:t xml:space="preserve"> function help to do functionality base upon type of modules. </w:t>
+      </w:r>
+    </w:p>
+    <w:p>
+      <w:pPr>
+        <w:ind w:left="360"/>
+        <w:rPr>
+          <w:lang w:val="en-US"/>
+        </w:rPr>
+      </w:pPr>
+    </w:p>
+    <w:p>
+      <w:pPr>
+        <w:ind w:left="360"/>
+        <w:rPr>
+          <w:lang w:val="en-US"/>
+        </w:rPr>
+      </w:pPr>
+      <w:r>
+        <w:rPr>
+          <w:b/>
+          <w:bCs/>
+          <w:lang w:val="en-US"/>
+        </w:rPr>
+        <w:t>FS:</w:t>
+      </w:r>
+      <w:r>
+        <w:rPr>
+          <w:b/>
+          <w:bCs/>
+          <w:lang w:val="en-US"/>
+        </w:rPr>
+        <w:t xml:space="preserve"> </w:t>
+      </w:r>
+      <w:r>
+        <w:rPr>
+          <w:lang w:val="en-US"/>
+        </w:rPr>
+        <w:t xml:space="preserve">File </w:t>
+      </w:r>
+      <w:proofErr w:type="gramStart"/>
+      <w:r>
+        <w:rPr>
+          <w:lang w:val="en-US"/>
+        </w:rPr>
+        <w:t>System :</w:t>
+      </w:r>
+      <w:proofErr w:type="gramEnd"/>
+      <w:r>
+        <w:rPr>
+          <w:lang w:val="en-US"/>
+        </w:rPr>
+        <w:t xml:space="preserve"> FS module is a type of core module which </w:t>
+      </w:r>
+      <w:proofErr w:type="gramStart"/>
+      <w:r>
+        <w:rPr>
+          <w:lang w:val="en-US"/>
+        </w:rPr>
+        <w:t>provide</w:t>
+      </w:r>
+      <w:proofErr w:type="gramEnd"/>
+      <w:r>
+        <w:rPr>
+          <w:lang w:val="en-US"/>
+        </w:rPr>
+        <w:t xml:space="preserve"> file handling functionality in synchronous as well as asynchronous manner. </w:t>
+      </w:r>
+    </w:p>
+    <w:p>
+      <w:pPr>
+        <w:ind w:left="360"/>
+        <w:rPr>
+          <w:lang w:val="en-US"/>
+        </w:rPr>
+      </w:pPr>
+    </w:p>
+    <w:p>
+      <w:pPr>
+        <w:ind w:left="360"/>
+        <w:rPr>
+          <w:lang w:val="en-US"/>
+        </w:rPr>
+      </w:pPr>
+    </w:p>
+    <w:p>
+      <w:pPr>
+        <w:ind w:left="360"/>
+        <w:rPr>
+          <w:lang w:val="en-US"/>
+        </w:rPr>
+      </w:pPr>
+    </w:p>
+    <w:p>
+      <w:pPr>
+        <w:ind w:left="360"/>
+        <w:rPr>
+          <w:lang w:val="en-US"/>
+        </w:rPr>
+      </w:pPr>
+    </w:p>
+    <w:p>
+      <w:pPr>
+        <w:ind w:left="360"/>
         <w:rPr>
           <w:lang w:val="en-US"/>
         </w:rPr>
@@ -1142,6 +1924,103 @@
     </w:sectPr>
   </w:body>
 </w:document>
+</file>
+
+<file path=word/numbering.xml><?xml version="1.0" encoding="utf-8"?>
+<w:numbering xmlns:wpc="http://schemas.microsoft.com/office/word/2010/wordprocessingCanvas" xmlns:cx="http://schemas.microsoft.com/office/drawing/2014/chartex" xmlns:cx1="http://schemas.microsoft.com/office/drawing/2015/9/8/chartex" xmlns:cx2="http://schemas.microsoft.com/office/drawing/2015/10/21/chartex" xmlns:cx3="http://schemas.microsoft.com/office/drawing/2016/5/9/chartex" xmlns:cx4="http://schemas.microsoft.com/office/drawing/2016/5/10/chartex" xmlns:cx5="http://schemas.microsoft.com/office/drawing/2016/5/11/chartex" xmlns:cx6="http://schemas.microsoft.com/office/drawing/2016/5/12/chartex" xmlns:cx7="http://schemas.microsoft.com/office/drawing/2016/5/13/chartex" xmlns:cx8="http://schemas.microsoft.com/office/drawing/2016/5/14/chartex" xmlns:mc="http://schemas.openxmlformats.org/markup-compatibility/2006" xmlns:aink="http://schemas.microsoft.com/office/drawing/2016/ink" xmlns:am3d="http://schemas.microsoft.com/office/drawing/2017/model3d" xmlns:o="urn:schemas-microsoft-com:office:office" xmlns:oel="http://schemas.microsoft.com/office/2019/extlst" xmlns:r="http://schemas.openxmlformats.org/officeDocument/2006/relationships" xmlns:m="http://schemas.openxmlformats.org/officeDocument/2006/math" xmlns:v="urn:schemas-microsoft-com:vml" xmlns:wp14="http://schemas.microsoft.com/office/word/2010/wordprocessingDrawing" xmlns:wp="http://schemas.openxmlformats.org/drawingml/2006/wordprocessingDrawing" xmlns:w10="urn:schemas-microsoft-com:office:word" xmlns:w="http://schemas.openxmlformats.org/wordprocessingml/2006/main" xmlns:w14="http://schemas.microsoft.com/office/word/2010/wordml" xmlns:w15="http://schemas.microsoft.com/office/word/2012/wordml" xmlns:w16cex="http://schemas.microsoft.com/office/word/2018/wordml/cex" xmlns:w16cid="http://schemas.microsoft.com/office/word/2016/wordml/cid" xmlns:w16="http://schemas.microsoft.com/office/word/2018/wordml" xmlns:w16du="http://schemas.microsoft.com/office/word/2023/wordml/word16du" xmlns:w16sdtdh="http://schemas.microsoft.com/office/word/2020/wordml/sdtdatahash" xmlns:w16sdtfl="http://schemas.microsoft.com/office/word/2024/wordml/sdtformatlock" xmlns:w16se="http://schemas.microsoft.com/office/word/2015/wordml/symex" xmlns:wpg="http://schemas.microsoft.com/office/word/2010/wordprocessingGroup" xmlns:wpi="http://schemas.microsoft.com/office/word/2010/wordprocessingInk" xmlns:wne="http://schemas.microsoft.com/office/word/2006/wordml" xmlns:wps="http://schemas.microsoft.com/office/word/2010/wordprocessingShape" mc:Ignorable="w14 w15 w16se w16cid w16 w16cex w16sdtdh w16sdtfl w16du wp14">
+  <w:abstractNum w:abstractNumId="0" w15:restartNumberingAfterBreak="0">
+    <w:nsid w:val="0FCB1412"/>
+    <w:multiLevelType w:val="hybridMultilevel"/>
+    <w:tmpl w:val="E03278D6"/>
+    <w:lvl w:ilvl="0" w:tplc="4009000F">
+      <w:start w:val="1"/>
+      <w:numFmt w:val="decimal"/>
+      <w:lvlText w:val="%1."/>
+      <w:lvlJc w:val="left"/>
+      <w:pPr>
+        <w:ind w:left="720" w:hanging="360"/>
+      </w:pPr>
+      <w:rPr>
+        <w:rFonts w:hint="default"/>
+      </w:rPr>
+    </w:lvl>
+    <w:lvl w:ilvl="1" w:tplc="40090019" w:tentative="1">
+      <w:start w:val="1"/>
+      <w:numFmt w:val="lowerLetter"/>
+      <w:lvlText w:val="%2."/>
+      <w:lvlJc w:val="left"/>
+      <w:pPr>
+        <w:ind w:left="1440" w:hanging="360"/>
+      </w:pPr>
+    </w:lvl>
+    <w:lvl w:ilvl="2" w:tplc="4009001B" w:tentative="1">
+      <w:start w:val="1"/>
+      <w:numFmt w:val="lowerRoman"/>
+      <w:lvlText w:val="%3."/>
+      <w:lvlJc w:val="right"/>
+      <w:pPr>
+        <w:ind w:left="2160" w:hanging="180"/>
+      </w:pPr>
+    </w:lvl>
+    <w:lvl w:ilvl="3" w:tplc="4009000F" w:tentative="1">
+      <w:start w:val="1"/>
+      <w:numFmt w:val="decimal"/>
+      <w:lvlText w:val="%4."/>
+      <w:lvlJc w:val="left"/>
+      <w:pPr>
+        <w:ind w:left="2880" w:hanging="360"/>
+      </w:pPr>
+    </w:lvl>
+    <w:lvl w:ilvl="4" w:tplc="40090019" w:tentative="1">
+      <w:start w:val="1"/>
+      <w:numFmt w:val="lowerLetter"/>
+      <w:lvlText w:val="%5."/>
+      <w:lvlJc w:val="left"/>
+      <w:pPr>
+        <w:ind w:left="3600" w:hanging="360"/>
+      </w:pPr>
+    </w:lvl>
+    <w:lvl w:ilvl="5" w:tplc="4009001B" w:tentative="1">
+      <w:start w:val="1"/>
+      <w:numFmt w:val="lowerRoman"/>
+      <w:lvlText w:val="%6."/>
+      <w:lvlJc w:val="right"/>
+      <w:pPr>
+        <w:ind w:left="4320" w:hanging="180"/>
+      </w:pPr>
+    </w:lvl>
+    <w:lvl w:ilvl="6" w:tplc="4009000F" w:tentative="1">
+      <w:start w:val="1"/>
+      <w:numFmt w:val="decimal"/>
+      <w:lvlText w:val="%7."/>
+      <w:lvlJc w:val="left"/>
+      <w:pPr>
+        <w:ind w:left="5040" w:hanging="360"/>
+      </w:pPr>
+    </w:lvl>
+    <w:lvl w:ilvl="7" w:tplc="40090019" w:tentative="1">
+      <w:start w:val="1"/>
+      <w:numFmt w:val="lowerLetter"/>
+      <w:lvlText w:val="%8."/>
+      <w:lvlJc w:val="left"/>
+      <w:pPr>
+        <w:ind w:left="5760" w:hanging="360"/>
+      </w:pPr>
+    </w:lvl>
+    <w:lvl w:ilvl="8" w:tplc="4009001B" w:tentative="1">
+      <w:start w:val="1"/>
+      <w:numFmt w:val="lowerRoman"/>
+      <w:lvlText w:val="%9."/>
+      <w:lvlJc w:val="right"/>
+      <w:pPr>
+        <w:ind w:left="6480" w:hanging="180"/>
+      </w:pPr>
+    </w:lvl>
+  </w:abstractNum>
+  <w:num w:numId="1" w16cid:durableId="121966965">
+    <w:abstractNumId w:val="0"/>
+  </w:num>
+</w:numbering>
 </file>
 
 <file path=word/styles.xml><?xml version="1.0" encoding="utf-8"?>
